--- a/semester6/DOC_DESENVOLVIMENTO.docx
+++ b/semester6/DOC_DESENVOLVIMENTO.docx
@@ -216,7 +216,13 @@
         <w:rPr>
           <w:rFonts w:ascii="Arial" w:hAnsi="Arial"/>
         </w:rPr>
-        <w:t>DOCUMENTAÇÃO PARA O USUÁRIO</w:t>
+        <w:t xml:space="preserve">DOCUMENTAÇÃO </w:t>
+      </w:r>
+      <w:r>
+        <w:rPr>
+          <w:rFonts w:ascii="Arial" w:hAnsi="Arial"/>
+        </w:rPr>
+        <w:t>DE DESENVOLVIMENTO</w:t>
       </w:r>
     </w:p>
     <w:p>
@@ -555,6 +561,12 @@
         <w:rPr>
           <w:rFonts w:ascii="Arial" w:hAnsi="Arial" w:cs="Arial"/>
         </w:rPr>
+        <w:t xml:space="preserve"> dos Santos</w:t>
+      </w:r>
+      <w:r>
+        <w:rPr>
+          <w:rFonts w:ascii="Arial" w:hAnsi="Arial" w:cs="Arial"/>
+        </w:rPr>
         <w:t xml:space="preserve">, RA: </w:t>
       </w:r>
       <w:r>
@@ -1054,7 +1066,120 @@
         <w:rPr>
           <w:rFonts w:ascii="Arial" w:hAnsi="Arial" w:cs="Arial"/>
         </w:rPr>
-        <w:t>Data: [05/03/2026] - Tempo Dedicado: [04:30] - Membro: [João Silva] Descrição da Atividade: [Implementação do endpoint de cadastro de usuários na API RESTful, incluindo validação de dados e persistência no banco de dados. Criação dos testes unitários para o endpoint.] Materiais/Ferramentas Utilizados: [VS Code, Postman, Documentação Express.js, DBeaver, Repositório Git] Itens do Backlog Trabalhados: ● [#US001 - Como usuário, quero cadastrar-me no sistema com e-mail e senha.] ● [#TA005 - Criar testes unitários para o endpoint de cadastro de usuários.] Observações/Dificuldades: [Encontrei um problema de CORS ao testar a API localmente, resolvido após adicionar o middleware 'cors' e configurar as origens permitidas.]</w:t>
+        <w:t>Data: [05/03/2026]</w:t>
+      </w:r>
+    </w:p>
+    <w:p>
+      <w:pPr>
+        <w:jc w:val="both"/>
+        <w:rPr>
+          <w:rFonts w:ascii="Arial" w:hAnsi="Arial" w:cs="Arial"/>
+        </w:rPr>
+      </w:pPr>
+      <w:r>
+        <w:rPr>
+          <w:rFonts w:ascii="Arial" w:hAnsi="Arial" w:cs="Arial"/>
+        </w:rPr>
+        <w:t>Tempo Dedicado: [04:30]</w:t>
+      </w:r>
+    </w:p>
+    <w:p>
+      <w:pPr>
+        <w:jc w:val="both"/>
+        <w:rPr>
+          <w:rFonts w:ascii="Arial" w:hAnsi="Arial" w:cs="Arial"/>
+        </w:rPr>
+      </w:pPr>
+      <w:r>
+        <w:rPr>
+          <w:rFonts w:ascii="Arial" w:hAnsi="Arial" w:cs="Arial"/>
+        </w:rPr>
+        <w:t>Membro: [João Silva]</w:t>
+      </w:r>
+    </w:p>
+    <w:p>
+      <w:pPr>
+        <w:jc w:val="both"/>
+        <w:rPr>
+          <w:rFonts w:ascii="Arial" w:hAnsi="Arial" w:cs="Arial"/>
+        </w:rPr>
+      </w:pPr>
+      <w:r>
+        <w:rPr>
+          <w:rFonts w:ascii="Arial" w:hAnsi="Arial" w:cs="Arial"/>
+        </w:rPr>
+        <w:t>Descrição da Atividade: [Implementação do endpoint de cadastro de usuários na API RESTful, incluindo validação de dados e persistência no banco de dados. Criação dos testes unitários para o endpoint.]</w:t>
+      </w:r>
+    </w:p>
+    <w:p>
+      <w:pPr>
+        <w:jc w:val="both"/>
+        <w:rPr>
+          <w:rFonts w:ascii="Arial" w:hAnsi="Arial" w:cs="Arial"/>
+        </w:rPr>
+      </w:pPr>
+      <w:r>
+        <w:rPr>
+          <w:rFonts w:ascii="Arial" w:hAnsi="Arial" w:cs="Arial"/>
+        </w:rPr>
+        <w:t>Materiais/Ferramentas Utilizados: [VS Code, Postman, Documentação Express.js, DBeaver, Repositório Git]</w:t>
+      </w:r>
+    </w:p>
+    <w:p>
+      <w:pPr>
+        <w:jc w:val="both"/>
+        <w:rPr>
+          <w:rFonts w:ascii="Arial" w:hAnsi="Arial" w:cs="Arial"/>
+        </w:rPr>
+      </w:pPr>
+      <w:r>
+        <w:rPr>
+          <w:rFonts w:ascii="Arial" w:hAnsi="Arial" w:cs="Arial"/>
+        </w:rPr>
+        <w:t>Itens do Backlog Trabalhados:</w:t>
+      </w:r>
+    </w:p>
+    <w:p>
+      <w:pPr>
+        <w:jc w:val="both"/>
+        <w:rPr>
+          <w:rFonts w:ascii="Arial" w:hAnsi="Arial" w:cs="Arial"/>
+        </w:rPr>
+      </w:pPr>
+      <w:r>
+        <w:rPr>
+          <w:rFonts w:ascii="Arial" w:hAnsi="Arial" w:cs="Arial"/>
+        </w:rPr>
+        <w:t>● [#US001 - Como usuário, quero cadastrar-me no sistema com e-mail e senha.]</w:t>
+      </w:r>
+    </w:p>
+    <w:p>
+      <w:pPr>
+        <w:jc w:val="both"/>
+        <w:rPr>
+          <w:rFonts w:ascii="Arial" w:hAnsi="Arial" w:cs="Arial"/>
+        </w:rPr>
+      </w:pPr>
+      <w:r>
+        <w:rPr>
+          <w:rFonts w:ascii="Arial" w:hAnsi="Arial" w:cs="Arial"/>
+        </w:rPr>
+        <w:t>● [#TA005 - Criar testes unitários para o endpoint de cadastro de usuários.]</w:t>
+      </w:r>
+    </w:p>
+    <w:p>
+      <w:pPr>
+        <w:jc w:val="both"/>
+        <w:rPr>
+          <w:rFonts w:ascii="Arial" w:hAnsi="Arial" w:cs="Arial"/>
+        </w:rPr>
+      </w:pPr>
+      <w:r>
+        <w:rPr>
+          <w:rFonts w:ascii="Arial" w:hAnsi="Arial" w:cs="Arial"/>
+        </w:rPr>
+        <w:lastRenderedPageBreak/>
+        <w:t>Observações/Dificuldades: [Encontrei um problema de CORS ao testar a API localmente, resolvido após adicionar o middleware 'cors' e configurar as origens permitidas.]</w:t>
       </w:r>
     </w:p>
     <w:p>
@@ -1092,14 +1217,105 @@
         <w:rPr>
           <w:rFonts w:ascii="Arial" w:hAnsi="Arial" w:cs="Arial"/>
         </w:rPr>
-        <w:t xml:space="preserve">Data: [06/03/2026] - Tempo Dedicado: [03:00] - Membro: [Maria Oliveira] Descrição da Atividade: [Desenvolvimento da interface de login no frontend, utilizando React.js. Integração com o endpoint de autenticação da API.] Materiais/Ferramentas Utilizados: [VS Code, Figma (para referência de design), Documentação React Router, Repositório Git] Itens do Backlog Trabalhados: ● [#US002 - Como usuário, quero fazer </w:t>
-      </w:r>
-      <w:r>
-        <w:rPr>
-          <w:rFonts w:ascii="Arial" w:hAnsi="Arial" w:cs="Arial"/>
-        </w:rPr>
-        <w:lastRenderedPageBreak/>
-        <w:t>login no sistema com minhas credenciais.] Observações/Dificuldades: [A estilização do formulário de login levou mais tempo que o esperado devido à necessidade de responsividade para diferentes tamanhos de tela.]</w:t>
+        <w:t>Data: [06/03/2026]</w:t>
+      </w:r>
+    </w:p>
+    <w:p>
+      <w:pPr>
+        <w:jc w:val="both"/>
+        <w:rPr>
+          <w:rFonts w:ascii="Arial" w:hAnsi="Arial" w:cs="Arial"/>
+        </w:rPr>
+      </w:pPr>
+      <w:r>
+        <w:rPr>
+          <w:rFonts w:ascii="Arial" w:hAnsi="Arial" w:cs="Arial"/>
+        </w:rPr>
+        <w:t>Tempo Dedicado: [03:00]</w:t>
+      </w:r>
+    </w:p>
+    <w:p>
+      <w:pPr>
+        <w:jc w:val="both"/>
+        <w:rPr>
+          <w:rFonts w:ascii="Arial" w:hAnsi="Arial" w:cs="Arial"/>
+        </w:rPr>
+      </w:pPr>
+      <w:r>
+        <w:rPr>
+          <w:rFonts w:ascii="Arial" w:hAnsi="Arial" w:cs="Arial"/>
+        </w:rPr>
+        <w:t>Membro: [Maria Oliveira]</w:t>
+      </w:r>
+    </w:p>
+    <w:p>
+      <w:pPr>
+        <w:jc w:val="both"/>
+        <w:rPr>
+          <w:rFonts w:ascii="Arial" w:hAnsi="Arial" w:cs="Arial"/>
+        </w:rPr>
+      </w:pPr>
+      <w:r>
+        <w:rPr>
+          <w:rFonts w:ascii="Arial" w:hAnsi="Arial" w:cs="Arial"/>
+        </w:rPr>
+        <w:t>Descrição da Atividade: [Desenvolvimento da interface de login no frontend, utilizando React.js. Integração com o endpoint de autenticação da API.]</w:t>
+      </w:r>
+    </w:p>
+    <w:p>
+      <w:pPr>
+        <w:jc w:val="both"/>
+        <w:rPr>
+          <w:rFonts w:ascii="Arial" w:hAnsi="Arial" w:cs="Arial"/>
+        </w:rPr>
+      </w:pPr>
+      <w:r>
+        <w:rPr>
+          <w:rFonts w:ascii="Arial" w:hAnsi="Arial" w:cs="Arial"/>
+        </w:rPr>
+        <w:t>Materiais/Ferramentas Utilizados: [VS Code, Figma (para referência de design), Documentação React Router, Repositório Git]</w:t>
+      </w:r>
+    </w:p>
+    <w:p>
+      <w:pPr>
+        <w:jc w:val="both"/>
+        <w:rPr>
+          <w:rFonts w:ascii="Arial" w:hAnsi="Arial" w:cs="Arial"/>
+        </w:rPr>
+      </w:pPr>
+      <w:r>
+        <w:rPr>
+          <w:rFonts w:ascii="Arial" w:hAnsi="Arial" w:cs="Arial"/>
+        </w:rPr>
+        <w:t>Itens do Backlog Trabalhados:</w:t>
+      </w:r>
+    </w:p>
+    <w:p>
+      <w:pPr>
+        <w:jc w:val="both"/>
+        <w:rPr>
+          <w:rFonts w:ascii="Arial" w:hAnsi="Arial" w:cs="Arial"/>
+        </w:rPr>
+      </w:pPr>
+      <w:r>
+        <w:rPr>
+          <w:rFonts w:ascii="Arial" w:hAnsi="Arial" w:cs="Arial"/>
+        </w:rPr>
+        <w:t>● [#US002 - Como usuário, quero fazer login no sistema com minhas credenciais.]</w:t>
+      </w:r>
+    </w:p>
+    <w:p>
+      <w:pPr>
+        <w:jc w:val="both"/>
+        <w:rPr>
+          <w:rFonts w:ascii="Arial" w:hAnsi="Arial" w:cs="Arial"/>
+        </w:rPr>
+      </w:pPr>
+      <w:r>
+        <w:rPr>
+          <w:rFonts w:ascii="Arial" w:hAnsi="Arial" w:cs="Arial"/>
+        </w:rPr>
+        <w:t>Observações/Dificuldades: [A estilização do formulário de login levou mais tempo que o esperado devido à necessidade de responsividade para diferentes tamanhos de tela.]</w:t>
       </w:r>
     </w:p>
     <w:p>
@@ -1174,22 +1390,303 @@
       <w:r>
         <w:rPr>
           <w:rFonts w:ascii="Arial" w:hAnsi="Arial" w:cs="Arial"/>
-        </w:rPr>
-        <w:t xml:space="preserve">Tipo da Reunião: [Planejamento] Data: [04/03/2026] - Horário: [19:00 – 20:30] - Local: [Online (Google Meet)] Membros Presentes: [João Silva, Maria Oliveira, Pedro Costa, Ana Souza] Pauta: ● [Discussão sobre a arquitetura do módulo de PLN e integração com a API.] ● [Definição dos dados usados em cada item, o processamento necessário e o critério de aceitação para o próximo ciclo de desenvolvimento. Deixe todas as informações explícitas para cada item do sprint.] ● [Alinhamento sobre o deploy inicial no Azure.] Resumo das Discussões e Decisões: </w:t>
-      </w:r>
-      <w:proofErr w:type="gramStart"/>
-      <w:r>
-        <w:rPr>
-          <w:rFonts w:ascii="Arial" w:hAnsi="Arial" w:cs="Arial"/>
-        </w:rPr>
-        <w:t>[Decidido</w:t>
-      </w:r>
-      <w:proofErr w:type="gramEnd"/>
-      <w:r>
-        <w:rPr>
-          <w:rFonts w:ascii="Arial" w:hAnsi="Arial" w:cs="Arial"/>
-        </w:rPr>
-        <w:t xml:space="preserve"> que o módulo de PLN será desenvolvido como um serviço separado e integrado via API REST. Pedro Costa ficou responsável por pesquisar bibliotecas de PLN em Python para o chatbot. João Silva fará o deploy inicial da API no Azure para testes de integração. Maria Oliveira e Ana Souza focarão no desenvolvimento do frontend e na criação dos testes de interface.] Itens do backlog envolvidos na reunião: ● [#US005 - Como usuário, quero interagir com o chatbot para tirar dúvidas.] ● [#TA010 - Pesquisar e selecionar biblioteca de PLN para o chatbot.] ● [#DE001 - Configurar ambiente de desenvolvimento e deploy inicial no Azure.] Próximos Passos/Ações: ● [Pedro Costa - Até 08/03 - Apresentar opções de bibliotecas de PLN.] ● [João Silva - Até 10/03 - Realizar deploy inicial da API no Azure.] ● [Maria Oliveira e Ana Souza - Até 12/03 - Concluir interface de login e cadastro.]</w:t>
+          <w:b/>
+          <w:bCs/>
+        </w:rPr>
+        <w:t>Tipo da Reunião:</w:t>
+      </w:r>
+      <w:r>
+        <w:rPr>
+          <w:rFonts w:ascii="Arial" w:hAnsi="Arial" w:cs="Arial"/>
+        </w:rPr>
+        <w:t xml:space="preserve"> </w:t>
+      </w:r>
+      <w:r>
+        <w:rPr>
+          <w:rFonts w:ascii="Arial" w:hAnsi="Arial" w:cs="Arial"/>
+        </w:rPr>
+        <w:t>Planejamento</w:t>
+      </w:r>
+      <w:r>
+        <w:rPr>
+          <w:rFonts w:ascii="Arial" w:hAnsi="Arial" w:cs="Arial"/>
+        </w:rPr>
+        <w:t xml:space="preserve"> e alinhamento</w:t>
+      </w:r>
+    </w:p>
+    <w:p>
+      <w:pPr>
+        <w:jc w:val="both"/>
+        <w:rPr>
+          <w:rFonts w:ascii="Arial" w:hAnsi="Arial" w:cs="Arial"/>
+        </w:rPr>
+      </w:pPr>
+      <w:r>
+        <w:rPr>
+          <w:rFonts w:ascii="Arial" w:hAnsi="Arial" w:cs="Arial"/>
+          <w:b/>
+          <w:bCs/>
+        </w:rPr>
+        <w:t>Data:</w:t>
+      </w:r>
+      <w:r>
+        <w:rPr>
+          <w:rFonts w:ascii="Arial" w:hAnsi="Arial" w:cs="Arial"/>
+        </w:rPr>
+        <w:t xml:space="preserve"> </w:t>
+      </w:r>
+      <w:r>
+        <w:rPr>
+          <w:rFonts w:ascii="Arial" w:hAnsi="Arial" w:cs="Arial"/>
+        </w:rPr>
+        <w:t>22</w:t>
+      </w:r>
+      <w:r>
+        <w:rPr>
+          <w:rFonts w:ascii="Arial" w:hAnsi="Arial" w:cs="Arial"/>
+        </w:rPr>
+        <w:t>/0</w:t>
+      </w:r>
+      <w:r>
+        <w:rPr>
+          <w:rFonts w:ascii="Arial" w:hAnsi="Arial" w:cs="Arial"/>
+        </w:rPr>
+        <w:t>8</w:t>
+      </w:r>
+      <w:r>
+        <w:rPr>
+          <w:rFonts w:ascii="Arial" w:hAnsi="Arial" w:cs="Arial"/>
+        </w:rPr>
+        <w:t>/2026</w:t>
+      </w:r>
+    </w:p>
+    <w:p>
+      <w:pPr>
+        <w:jc w:val="both"/>
+        <w:rPr>
+          <w:rFonts w:ascii="Arial" w:hAnsi="Arial" w:cs="Arial"/>
+        </w:rPr>
+      </w:pPr>
+      <w:r>
+        <w:rPr>
+          <w:rFonts w:ascii="Arial" w:hAnsi="Arial" w:cs="Arial"/>
+          <w:b/>
+          <w:bCs/>
+        </w:rPr>
+        <w:t>Horário:</w:t>
+      </w:r>
+      <w:r>
+        <w:rPr>
+          <w:rFonts w:ascii="Arial" w:hAnsi="Arial" w:cs="Arial"/>
+        </w:rPr>
+        <w:t xml:space="preserve"> 1</w:t>
+      </w:r>
+      <w:r>
+        <w:rPr>
+          <w:rFonts w:ascii="Arial" w:hAnsi="Arial" w:cs="Arial"/>
+        </w:rPr>
+        <w:t>3</w:t>
+      </w:r>
+      <w:r>
+        <w:rPr>
+          <w:rFonts w:ascii="Arial" w:hAnsi="Arial" w:cs="Arial"/>
+        </w:rPr>
+        <w:t>:</w:t>
+      </w:r>
+      <w:r>
+        <w:rPr>
+          <w:rFonts w:ascii="Arial" w:hAnsi="Arial" w:cs="Arial"/>
+        </w:rPr>
+        <w:t>3</w:t>
+      </w:r>
+      <w:r>
+        <w:rPr>
+          <w:rFonts w:ascii="Arial" w:hAnsi="Arial" w:cs="Arial"/>
+        </w:rPr>
+        <w:t xml:space="preserve">0 – </w:t>
+      </w:r>
+      <w:r>
+        <w:rPr>
+          <w:rFonts w:ascii="Arial" w:hAnsi="Arial" w:cs="Arial"/>
+        </w:rPr>
+        <w:t>16</w:t>
+      </w:r>
+      <w:r>
+        <w:rPr>
+          <w:rFonts w:ascii="Arial" w:hAnsi="Arial" w:cs="Arial"/>
+        </w:rPr>
+        <w:t>:</w:t>
+      </w:r>
+      <w:r>
+        <w:rPr>
+          <w:rFonts w:ascii="Arial" w:hAnsi="Arial" w:cs="Arial"/>
+        </w:rPr>
+        <w:t>0</w:t>
+      </w:r>
+      <w:r>
+        <w:rPr>
+          <w:rFonts w:ascii="Arial" w:hAnsi="Arial" w:cs="Arial"/>
+        </w:rPr>
+        <w:t>0</w:t>
+      </w:r>
+    </w:p>
+    <w:p>
+      <w:pPr>
+        <w:jc w:val="both"/>
+        <w:rPr>
+          <w:rFonts w:ascii="Arial" w:hAnsi="Arial" w:cs="Arial"/>
+        </w:rPr>
+      </w:pPr>
+      <w:r>
+        <w:rPr>
+          <w:rFonts w:ascii="Arial" w:hAnsi="Arial" w:cs="Arial"/>
+          <w:b/>
+          <w:bCs/>
+        </w:rPr>
+        <w:t>Local:</w:t>
+      </w:r>
+      <w:r>
+        <w:rPr>
+          <w:rFonts w:ascii="Arial" w:hAnsi="Arial" w:cs="Arial"/>
+        </w:rPr>
+        <w:t xml:space="preserve"> Online (Google Meet</w:t>
+      </w:r>
+      <w:r>
+        <w:rPr>
+          <w:rFonts w:ascii="Arial" w:hAnsi="Arial" w:cs="Arial"/>
+        </w:rPr>
+        <w:t xml:space="preserve"> e Discord</w:t>
+      </w:r>
+      <w:r>
+        <w:rPr>
+          <w:rFonts w:ascii="Arial" w:hAnsi="Arial" w:cs="Arial"/>
+        </w:rPr>
+        <w:t>)</w:t>
+      </w:r>
+    </w:p>
+    <w:p>
+      <w:pPr>
+        <w:jc w:val="both"/>
+        <w:rPr>
+          <w:rFonts w:ascii="Arial" w:hAnsi="Arial" w:cs="Arial"/>
+        </w:rPr>
+      </w:pPr>
+      <w:r>
+        <w:rPr>
+          <w:rFonts w:ascii="Arial" w:hAnsi="Arial" w:cs="Arial"/>
+          <w:b/>
+          <w:bCs/>
+        </w:rPr>
+        <w:t>Membros Presentes:</w:t>
+      </w:r>
+      <w:r>
+        <w:rPr>
+          <w:rFonts w:ascii="Arial" w:hAnsi="Arial" w:cs="Arial"/>
+        </w:rPr>
+        <w:t xml:space="preserve"> </w:t>
+      </w:r>
+      <w:r>
+        <w:rPr>
+          <w:rFonts w:ascii="Arial" w:hAnsi="Arial" w:cs="Arial"/>
+        </w:rPr>
+        <w:t>Douglas Wenzel, Eduardo Kamo, Fernando Chibli e Isabel Maito</w:t>
+      </w:r>
+    </w:p>
+    <w:p>
+      <w:pPr>
+        <w:jc w:val="both"/>
+        <w:rPr>
+          <w:rFonts w:ascii="Arial" w:hAnsi="Arial" w:cs="Arial"/>
+          <w:b/>
+          <w:bCs/>
+        </w:rPr>
+      </w:pPr>
+      <w:r>
+        <w:rPr>
+          <w:rFonts w:ascii="Arial" w:hAnsi="Arial" w:cs="Arial"/>
+          <w:b/>
+          <w:bCs/>
+        </w:rPr>
+        <w:lastRenderedPageBreak/>
+        <w:t>Pauta:</w:t>
+      </w:r>
+    </w:p>
+    <w:p>
+      <w:pPr>
+        <w:jc w:val="both"/>
+        <w:rPr>
+          <w:rFonts w:ascii="Arial" w:hAnsi="Arial" w:cs="Arial"/>
+        </w:rPr>
+      </w:pPr>
+      <w:r>
+        <w:rPr>
+          <w:rFonts w:ascii="Arial" w:hAnsi="Arial" w:cs="Arial"/>
+        </w:rPr>
+        <w:t xml:space="preserve">● Discussão sobre </w:t>
+      </w:r>
+      <w:r>
+        <w:rPr>
+          <w:rFonts w:ascii="Arial" w:hAnsi="Arial" w:cs="Arial"/>
+        </w:rPr>
+        <w:t>o backlog, definição dos épicos e análise de prioridades para distribuir em sprints coerentes com o tempo para desenvolvimento de cada um e prioridades de acordo com demandas dos professores para cada matéria acadêmica, tendo em vista a data de entrega.</w:t>
+      </w:r>
+    </w:p>
+    <w:p>
+      <w:pPr>
+        <w:jc w:val="both"/>
+        <w:rPr>
+          <w:rFonts w:ascii="Arial" w:hAnsi="Arial" w:cs="Arial"/>
+        </w:rPr>
+      </w:pPr>
+      <w:r>
+        <w:rPr>
+          <w:rFonts w:ascii="Arial" w:hAnsi="Arial" w:cs="Arial"/>
+        </w:rPr>
+        <w:t xml:space="preserve">● </w:t>
+      </w:r>
+      <w:r>
+        <w:rPr>
+          <w:rFonts w:ascii="Arial" w:hAnsi="Arial" w:cs="Arial"/>
+        </w:rPr>
+        <w:t>Divisão de responsabilidades para cada membro do grupo para com o projeto.</w:t>
+      </w:r>
+    </w:p>
+    <w:p>
+      <w:pPr>
+        <w:jc w:val="both"/>
+        <w:rPr>
+          <w:rFonts w:ascii="Arial" w:hAnsi="Arial" w:cs="Arial"/>
+          <w:b/>
+          <w:bCs/>
+        </w:rPr>
+      </w:pPr>
+      <w:r>
+        <w:rPr>
+          <w:rFonts w:ascii="Arial" w:hAnsi="Arial" w:cs="Arial"/>
+          <w:b/>
+          <w:bCs/>
+        </w:rPr>
+        <w:t>Itens do backlog envolvidos na reunião:</w:t>
+      </w:r>
+    </w:p>
+    <w:p>
+      <w:pPr>
+        <w:jc w:val="both"/>
+        <w:rPr>
+          <w:rFonts w:ascii="Arial" w:hAnsi="Arial" w:cs="Arial"/>
+        </w:rPr>
+      </w:pPr>
+      <w:r>
+        <w:rPr>
+          <w:rFonts w:ascii="Arial" w:hAnsi="Arial" w:cs="Arial"/>
+        </w:rPr>
+        <w:t xml:space="preserve">● </w:t>
+      </w:r>
+      <w:r>
+        <w:rPr>
+          <w:rFonts w:ascii="Arial" w:hAnsi="Arial" w:cs="Arial"/>
+        </w:rPr>
+        <w:t>Todos, pois foi definido o backlog em si.</w:t>
       </w:r>
     </w:p>
     <w:p>
@@ -1227,14 +1724,7 @@
         <w:rPr>
           <w:rFonts w:ascii="Arial" w:hAnsi="Arial" w:cs="Arial"/>
         </w:rPr>
-        <w:t xml:space="preserve">Esta seção é dedicada ao registro das atividades de aprendizagem que contribuíram para o desenvolvimento do projeto. Isso inclui as aulas, cursos online, tutoriais, leituras técnicas, experimentações e treinamentos. Orientação para Preenchimento: Registre qualquer atividade de estudo ou experimentação relacionada ao projeto. Descreva o </w:t>
-      </w:r>
-      <w:r>
-        <w:rPr>
-          <w:rFonts w:ascii="Arial" w:hAnsi="Arial" w:cs="Arial"/>
-        </w:rPr>
-        <w:lastRenderedPageBreak/>
-        <w:t>que foi aprendido e como esse conhecimento foi ou será aplicado. Isso demonstra proatividade e aprofundamento técnico.</w:t>
+        <w:t>Esta seção é dedicada ao registro das atividades de aprendizagem que contribuíram para o desenvolvimento do projeto. Isso inclui as aulas, cursos online, tutoriais, leituras técnicas, experimentações e treinamentos. Orientação para Preenchimento: Registre qualquer atividade de estudo ou experimentação relacionada ao projeto. Descreva o que foi aprendido e como esse conhecimento foi ou será aplicado. Isso demonstra proatividade e aprofundamento técnico.</w:t>
       </w:r>
     </w:p>
     <w:p>
@@ -1272,7 +1762,77 @@
         <w:rPr>
           <w:rFonts w:ascii="Arial" w:hAnsi="Arial" w:cs="Arial"/>
         </w:rPr>
-        <w:t>Data: [05/03/2026] Tempo Dedicado: [02:00] - Tipo de Atividade: [Curso online] - Membro(s): [Pedro Costa] Descrição: [Módulo "Introdução ao spaCy para PLN" no curso "Processamento de Linguagem Natural com Python" da Alura.] Conhecimento Adquirido/Aplicado: [Compreensão dos fundamentos do spaCy para tokenização, lematização e reconhecimento de entidades nomeadas, que será crucial para a construção do chatbot.]</w:t>
+        <w:t>Data: [05/03/2026]</w:t>
+      </w:r>
+    </w:p>
+    <w:p>
+      <w:pPr>
+        <w:jc w:val="both"/>
+        <w:rPr>
+          <w:rFonts w:ascii="Arial" w:hAnsi="Arial" w:cs="Arial"/>
+        </w:rPr>
+      </w:pPr>
+      <w:r>
+        <w:rPr>
+          <w:rFonts w:ascii="Arial" w:hAnsi="Arial" w:cs="Arial"/>
+        </w:rPr>
+        <w:t>Tempo Dedicado: [02:00]</w:t>
+      </w:r>
+    </w:p>
+    <w:p>
+      <w:pPr>
+        <w:jc w:val="both"/>
+        <w:rPr>
+          <w:rFonts w:ascii="Arial" w:hAnsi="Arial" w:cs="Arial"/>
+        </w:rPr>
+      </w:pPr>
+      <w:r>
+        <w:rPr>
+          <w:rFonts w:ascii="Arial" w:hAnsi="Arial" w:cs="Arial"/>
+        </w:rPr>
+        <w:t>Tipo de Atividade: [Curso online]</w:t>
+      </w:r>
+    </w:p>
+    <w:p>
+      <w:pPr>
+        <w:jc w:val="both"/>
+        <w:rPr>
+          <w:rFonts w:ascii="Arial" w:hAnsi="Arial" w:cs="Arial"/>
+        </w:rPr>
+      </w:pPr>
+      <w:r>
+        <w:rPr>
+          <w:rFonts w:ascii="Arial" w:hAnsi="Arial" w:cs="Arial"/>
+        </w:rPr>
+        <w:t>Membro(s): [Pedro Costa]</w:t>
+      </w:r>
+    </w:p>
+    <w:p>
+      <w:pPr>
+        <w:jc w:val="both"/>
+        <w:rPr>
+          <w:rFonts w:ascii="Arial" w:hAnsi="Arial" w:cs="Arial"/>
+        </w:rPr>
+      </w:pPr>
+      <w:r>
+        <w:rPr>
+          <w:rFonts w:ascii="Arial" w:hAnsi="Arial" w:cs="Arial"/>
+        </w:rPr>
+        <w:t>Descrição: [Módulo "Introdução ao spaCy para PLN" no curso "Processamento de Linguagem Natural com Python" da Alura.]</w:t>
+      </w:r>
+    </w:p>
+    <w:p>
+      <w:pPr>
+        <w:jc w:val="both"/>
+        <w:rPr>
+          <w:rFonts w:ascii="Arial" w:hAnsi="Arial" w:cs="Arial"/>
+        </w:rPr>
+      </w:pPr>
+      <w:r>
+        <w:rPr>
+          <w:rFonts w:ascii="Arial" w:hAnsi="Arial" w:cs="Arial"/>
+        </w:rPr>
+        <w:t>Conhecimento Adquirido/Aplicado: [Compreensão dos fundamentos do spaCy para tokenização, lematização e reconhecimento de entidades nomeadas, que será crucial para a construção do chatbot.]</w:t>
       </w:r>
     </w:p>
     <w:p>
@@ -1310,21 +1870,77 @@
         <w:rPr>
           <w:rFonts w:ascii="Arial" w:hAnsi="Arial" w:cs="Arial"/>
         </w:rPr>
-        <w:t xml:space="preserve">Data: [06/03/2026] Tempo Dedicado: [02:30] - Tipo de Atividade: [Aula] - Membro(s): [Ana Souza, João Silva, Pedro Costa] Descrição: [Aula de Computação em Nuvem II: Certificação Azure 104 – Módulo 3] Conhecimento Adquirido/Aplicado: [Administrar Recursos do Azure: </w:t>
-      </w:r>
-      <w:proofErr w:type="gramStart"/>
-      <w:r>
-        <w:rPr>
-          <w:rFonts w:ascii="Arial" w:hAnsi="Arial" w:cs="Arial"/>
-        </w:rPr>
-        <w:t>1)Configurar</w:t>
-      </w:r>
-      <w:proofErr w:type="gramEnd"/>
-      <w:r>
-        <w:rPr>
-          <w:rFonts w:ascii="Arial" w:hAnsi="Arial" w:cs="Arial"/>
-        </w:rPr>
-        <w:t xml:space="preserve"> Recursos do Azure com Ferramentas; 2)Configurar Recursos com Modelos ARM]</w:t>
+        <w:t>Data: [06/03/2026]</w:t>
+      </w:r>
+    </w:p>
+    <w:p>
+      <w:pPr>
+        <w:jc w:val="both"/>
+        <w:rPr>
+          <w:rFonts w:ascii="Arial" w:hAnsi="Arial" w:cs="Arial"/>
+        </w:rPr>
+      </w:pPr>
+      <w:r>
+        <w:rPr>
+          <w:rFonts w:ascii="Arial" w:hAnsi="Arial" w:cs="Arial"/>
+        </w:rPr>
+        <w:t>Tempo Dedicado: [02:30]</w:t>
+      </w:r>
+    </w:p>
+    <w:p>
+      <w:pPr>
+        <w:jc w:val="both"/>
+        <w:rPr>
+          <w:rFonts w:ascii="Arial" w:hAnsi="Arial" w:cs="Arial"/>
+        </w:rPr>
+      </w:pPr>
+      <w:r>
+        <w:rPr>
+          <w:rFonts w:ascii="Arial" w:hAnsi="Arial" w:cs="Arial"/>
+        </w:rPr>
+        <w:t>Tipo de Atividade: [Aula]</w:t>
+      </w:r>
+    </w:p>
+    <w:p>
+      <w:pPr>
+        <w:jc w:val="both"/>
+        <w:rPr>
+          <w:rFonts w:ascii="Arial" w:hAnsi="Arial" w:cs="Arial"/>
+        </w:rPr>
+      </w:pPr>
+      <w:r>
+        <w:rPr>
+          <w:rFonts w:ascii="Arial" w:hAnsi="Arial" w:cs="Arial"/>
+        </w:rPr>
+        <w:t>Membro(s): [Ana Souza, João Silva, Pedro Costa]</w:t>
+      </w:r>
+    </w:p>
+    <w:p>
+      <w:pPr>
+        <w:jc w:val="both"/>
+        <w:rPr>
+          <w:rFonts w:ascii="Arial" w:hAnsi="Arial" w:cs="Arial"/>
+        </w:rPr>
+      </w:pPr>
+      <w:r>
+        <w:rPr>
+          <w:rFonts w:ascii="Arial" w:hAnsi="Arial" w:cs="Arial"/>
+        </w:rPr>
+        <w:t>Descrição: [Aula de Computação em Nuvem II: Certificação Azure 104 – Módulo 3]</w:t>
+      </w:r>
+    </w:p>
+    <w:p>
+      <w:pPr>
+        <w:jc w:val="both"/>
+        <w:rPr>
+          <w:rFonts w:ascii="Arial" w:hAnsi="Arial" w:cs="Arial"/>
+        </w:rPr>
+      </w:pPr>
+      <w:r>
+        <w:rPr>
+          <w:rFonts w:ascii="Arial" w:hAnsi="Arial" w:cs="Arial"/>
+        </w:rPr>
+        <w:t>Conhecimento Adquirido/Aplicado: [Administrar Recursos do Azure: 1)Configurar Recursos do Azure com Ferramentas; 2)Configurar Recursos com Modelos ARM]</w:t>
       </w:r>
     </w:p>
     <w:p>
@@ -1348,6 +1964,7 @@
           <w:b/>
           <w:bCs/>
         </w:rPr>
+        <w:lastRenderedPageBreak/>
         <w:t>Exemplo de Atividade de Aprendizagem</w:t>
       </w:r>
     </w:p>
@@ -1362,180 +1979,235 @@
         <w:rPr>
           <w:rFonts w:ascii="Arial" w:hAnsi="Arial" w:cs="Arial"/>
         </w:rPr>
-        <w:t>Data: [06/03/2026] Tempo Dedicado: [03:30] - Tipo de Atividade: [Experimentação técnica] - Membro(s): [João Silva] Descrição: [Configuração de um pipeline CI/CD básico no Azure DevOps para deploy de uma aplicação Node.js simples.] Conhecimento Adquirido/Aplicado: [Familiarização com os conceitos de YAML pipelines, agentes de build e service connections no Azure DevOps, que será diretamente aplicado no deploy da API do projeto.]</w:t>
-      </w:r>
-    </w:p>
-    <w:p>
-      <w:pPr>
-        <w:jc w:val="both"/>
-        <w:rPr>
-          <w:rFonts w:ascii="Arial" w:hAnsi="Arial" w:cs="Arial"/>
+        <w:t>Data: [06/03/2026]</w:t>
+      </w:r>
+    </w:p>
+    <w:p>
+      <w:pPr>
+        <w:jc w:val="both"/>
+        <w:rPr>
+          <w:rFonts w:ascii="Arial" w:hAnsi="Arial" w:cs="Arial"/>
+        </w:rPr>
+      </w:pPr>
+      <w:r>
+        <w:rPr>
+          <w:rFonts w:ascii="Arial" w:hAnsi="Arial" w:cs="Arial"/>
+        </w:rPr>
+        <w:t>Tempo Dedicado: [03:30]</w:t>
+      </w:r>
+    </w:p>
+    <w:p>
+      <w:pPr>
+        <w:jc w:val="both"/>
+        <w:rPr>
+          <w:rFonts w:ascii="Arial" w:hAnsi="Arial" w:cs="Arial"/>
+        </w:rPr>
+      </w:pPr>
+      <w:r>
+        <w:rPr>
+          <w:rFonts w:ascii="Arial" w:hAnsi="Arial" w:cs="Arial"/>
+        </w:rPr>
+        <w:t>Tipo de Atividade: [Experimentação técnica]</w:t>
+      </w:r>
+    </w:p>
+    <w:p>
+      <w:pPr>
+        <w:jc w:val="both"/>
+        <w:rPr>
+          <w:rFonts w:ascii="Arial" w:hAnsi="Arial" w:cs="Arial"/>
+        </w:rPr>
+      </w:pPr>
+      <w:r>
+        <w:rPr>
+          <w:rFonts w:ascii="Arial" w:hAnsi="Arial" w:cs="Arial"/>
+        </w:rPr>
+        <w:t>Membro(s): [João Silva]</w:t>
+      </w:r>
+    </w:p>
+    <w:p>
+      <w:pPr>
+        <w:jc w:val="both"/>
+        <w:rPr>
+          <w:rFonts w:ascii="Arial" w:hAnsi="Arial" w:cs="Arial"/>
+        </w:rPr>
+      </w:pPr>
+      <w:r>
+        <w:rPr>
+          <w:rFonts w:ascii="Arial" w:hAnsi="Arial" w:cs="Arial"/>
+        </w:rPr>
+        <w:t>Descrição: [Configuração de um pipeline CI/CD básico no Azure DevOps para deploy de uma aplicação Node.js simples.]</w:t>
+      </w:r>
+    </w:p>
+    <w:p>
+      <w:pPr>
+        <w:jc w:val="both"/>
+        <w:rPr>
+          <w:rFonts w:ascii="Arial" w:hAnsi="Arial" w:cs="Arial"/>
+        </w:rPr>
+      </w:pPr>
+      <w:r>
+        <w:rPr>
+          <w:rFonts w:ascii="Arial" w:hAnsi="Arial" w:cs="Arial"/>
+        </w:rPr>
+        <w:t>Conhecimento Adquirido/Aplicado: [Familiarização com os conceitos de YAML pipelines, agentes de build e service connections no Azure DevOps, que será diretamente aplicado no deploy da API do projeto.]</w:t>
+      </w:r>
+    </w:p>
+    <w:p>
+      <w:pPr>
+        <w:pStyle w:val="ListParagraph"/>
+        <w:numPr>
+          <w:ilvl w:val="0"/>
+          <w:numId w:val="2"/>
+        </w:numPr>
+        <w:jc w:val="both"/>
+        <w:rPr>
+          <w:rFonts w:ascii="Arial" w:hAnsi="Arial" w:cs="Arial"/>
+          <w:b/>
+          <w:bCs/>
+          <w:sz w:val="32"/>
+          <w:szCs w:val="32"/>
+        </w:rPr>
+      </w:pPr>
+      <w:r>
+        <w:rPr>
+          <w:rFonts w:ascii="Arial" w:hAnsi="Arial"/>
           <w:b/>
           <w:bCs/>
           <w:sz w:val="28"/>
           <w:szCs w:val="28"/>
         </w:rPr>
+        <w:t>Integração com Metodologia Scrum</w:t>
+      </w:r>
+    </w:p>
+    <w:p>
+      <w:pPr>
+        <w:jc w:val="both"/>
+        <w:rPr>
+          <w:rFonts w:ascii="Arial" w:hAnsi="Arial" w:cs="Arial"/>
+        </w:rPr>
+      </w:pPr>
+      <w:r>
+        <w:rPr>
+          <w:rFonts w:ascii="Arial" w:hAnsi="Arial" w:cs="Arial"/>
+        </w:rPr>
+        <w:t>Esta seção descreve como a metodologia Scrum foi aplicada ao longo do projeto, destacando os objetivos gerais dos Sprints, os trabalhos realizados, os impedimentos encontrados e as lições aprendidas pela equipe. Não se trata de um registro detalhado de cada Sprint, mas sim de uma visão consolidada da aplicação do framework ágil. Orientação para Preenchimento: Ao final do projeto ou em marcos importantes, sumarize a experiência com Scrum. Descreva como os Sprints foram planejados, como o trabalho foi executado e quais foram os principais desafios e aprendizados gerais da equipe ao longo do desenvolvimento. Mencione como o Product Backlog foi gerenciado e priorizado.</w:t>
+      </w:r>
+    </w:p>
+    <w:p>
+      <w:pPr>
+        <w:ind w:left="360"/>
+        <w:rPr>
+          <w:rFonts w:ascii="Arial" w:hAnsi="Arial" w:cs="Arial"/>
+          <w:b/>
+          <w:bCs/>
+        </w:rPr>
       </w:pPr>
       <w:r>
         <w:rPr>
           <w:rFonts w:ascii="Arial" w:hAnsi="Arial"/>
         </w:rPr>
-        <w:t>4 Integração com Metodologia Scrum</w:t>
-      </w:r>
-    </w:p>
-    <w:p>
-      <w:pPr>
-        <w:jc w:val="both"/>
-        <w:rPr>
-          <w:rFonts w:ascii="Arial" w:hAnsi="Arial" w:cs="Arial"/>
-        </w:rPr>
-      </w:pPr>
-      <w:r>
-        <w:rPr>
-          <w:rFonts w:ascii="Arial" w:hAnsi="Arial" w:cs="Arial"/>
-        </w:rPr>
-        <w:t>Esta seção descreve como a metodologia Scrum foi aplicada ao longo do projeto, destacando os objetivos gerais dos Sprints, os trabalhos realizados, os impedimentos encontrados e as lições aprendidas pela equipe. Não se trata de um registro detalhado de cada Sprint, mas sim de uma visão consolidada da aplicação do framework ágil. Orientação para Preenchimento: Ao final do projeto ou em marcos importantes, sumarize a experiência com Scrum. Descreva como os Sprints foram planejados, como o trabalho foi executado e quais foram os principais desafios e aprendizados gerais da equipe ao longo do desenvolvimento. Mencione como o Product Backlog foi gerenciado e priorizado.</w:t>
-      </w:r>
-    </w:p>
-    <w:p>
-      <w:pPr>
-        <w:ind w:left="360"/>
-        <w:rPr>
-          <w:rFonts w:ascii="Arial" w:hAnsi="Arial" w:cs="Arial"/>
-          <w:b/>
-          <w:bCs/>
+        <w:t>4.1. Visão Geral da Aplicação do Scrum</w:t>
+      </w:r>
+    </w:p>
+    <w:p>
+      <w:pPr>
+        <w:jc w:val="both"/>
+        <w:rPr>
+          <w:rFonts w:ascii="Arial" w:hAnsi="Arial" w:cs="Arial"/>
+        </w:rPr>
+      </w:pPr>
+      <w:r>
+        <w:rPr>
+          <w:rFonts w:ascii="Arial" w:hAnsi="Arial" w:cs="Arial"/>
+        </w:rPr>
+        <w:t>Planejamento e Execução dos Sprints: [O projeto foi dividido em [Número] Sprints, cada um com duração de [Duração, ex: 2 semanas]. No início de cada Sprint, realizamos a reunião de planejamento (Sprint Planning) para definir o objetivo e selecionar os itens do Product Backlog a serem trabalhados. As reuniões diárias (Daily Scrums) foram simul</w:t>
+      </w:r>
+      <w:r>
+        <w:rPr>
+          <w:rFonts w:ascii="Arial" w:hAnsi="Arial" w:cs="Arial"/>
+        </w:rPr>
+        <w:t>a</w:t>
+      </w:r>
+      <w:r>
+        <w:rPr>
+          <w:rFonts w:ascii="Arial" w:hAnsi="Arial" w:cs="Arial"/>
+        </w:rPr>
+        <w:t xml:space="preserve">das [Frequência, ex: diariamente às 9h] para alinhar o progresso e identificar impedimentos. Ao final de cada Sprint, conduzimos a reunião de encerramento (Sprint Review) para demonstrar o incremento de produto e a reunião de retrospectiva (Sprint Retrospective) para identificar melhorias no processo.] Trabalhos Realizados: [Ao longo dos Sprints, o grupo conseguiu desenvolver as principais funcionalidades do sistema, incluindo a API RESTful com autenticação e CRUD de usuários, o frontend responsivo para login e cadastro, a integração inicial com o módulo de PLN para o chatbot e o deploy contínuo no Azure. Os testes unitários e de integração foram implementados progressivamente, garantindo a qualidade do código.] Impedimentos e Desafios Comuns: [Os principais impedimentos encontrados incluíram a curva de aprendizado inicial com a plataforma Azure, a complexidade na integração entre o backend e o módulo de PLN, e a gestão de conflitos no repositório Git devido ao trabalho paralelo. Superamos esses desafios através de pesquisa ativa, </w:t>
+      </w:r>
+      <w:r>
+        <w:rPr>
+          <w:rFonts w:ascii="Arial" w:hAnsi="Arial" w:cs="Arial"/>
+        </w:rPr>
+        <w:lastRenderedPageBreak/>
+        <w:t>comunicação constante na Daily Scrum e sessões de pair programming.] Lições Aprendidas (Gerais): [Aprendemos a importância de um Product Backlog bem refinado e priorizado, a necessidade de comunicação clara e constante entre os membros da equipe, e a relevância de testes automatizados para garantir a estabilidade do sistema. A metodologia Scrum nos ajudou a manter o foco, adaptar-nos a mudanças e entregar valor de forma incremental.]</w:t>
+      </w:r>
+    </w:p>
+    <w:p>
+      <w:pPr>
+        <w:pStyle w:val="ListParagraph"/>
+        <w:numPr>
+          <w:ilvl w:val="0"/>
+          <w:numId w:val="2"/>
+        </w:numPr>
+        <w:jc w:val="both"/>
+        <w:rPr>
+          <w:rFonts w:ascii="Arial" w:hAnsi="Arial" w:cs="Arial"/>
+          <w:b/>
+          <w:bCs/>
+          <w:sz w:val="32"/>
+          <w:szCs w:val="32"/>
         </w:rPr>
       </w:pPr>
       <w:r>
         <w:rPr>
           <w:rFonts w:ascii="Arial" w:hAnsi="Arial"/>
-        </w:rPr>
-        <w:t>4.1. Visão Geral da Aplicação do Scrum</w:t>
-      </w:r>
-    </w:p>
-    <w:p>
-      <w:pPr>
-        <w:jc w:val="both"/>
-        <w:rPr>
-          <w:rFonts w:ascii="Arial" w:hAnsi="Arial" w:cs="Arial"/>
-        </w:rPr>
-      </w:pPr>
-      <w:r>
-        <w:rPr>
-          <w:rFonts w:ascii="Arial" w:hAnsi="Arial" w:cs="Arial"/>
-        </w:rPr>
-        <w:t>Planejamento e Execução dos Sprints: [O projeto foi dividido em [Número] Sprints, cada um com duração de [Duração, ex: 2 semanas]. No início de cada Sprint, realizamos a reunião de planejamento (Sprint Planning) para definir o objetivo e selecionar os itens do Product Backlog a serem trabalhados. As reuniões diárias (Daily Scrums) foram simul</w:t>
-      </w:r>
-      <w:r>
-        <w:rPr>
-          <w:rFonts w:ascii="Arial" w:hAnsi="Arial" w:cs="Arial"/>
-        </w:rPr>
-        <w:t>a</w:t>
-      </w:r>
-      <w:r>
-        <w:rPr>
-          <w:rFonts w:ascii="Arial" w:hAnsi="Arial" w:cs="Arial"/>
-        </w:rPr>
-        <w:t xml:space="preserve">das [Frequência, ex: diariamente às 9h] para alinhar o progresso </w:t>
-      </w:r>
-      <w:r>
-        <w:rPr>
-          <w:rFonts w:ascii="Arial" w:hAnsi="Arial" w:cs="Arial"/>
-        </w:rPr>
-        <w:lastRenderedPageBreak/>
-        <w:t xml:space="preserve">e identificar impedimentos. Ao final de cada Sprint, conduzimos a reunião de encerramento (Sprint Review) para demonstrar o incremento de produto e a reunião de retrospectiva (Sprint Retrospective) para identificar melhorias no processo.] Trabalhos Realizados: </w:t>
-      </w:r>
-      <w:proofErr w:type="gramStart"/>
-      <w:r>
-        <w:rPr>
-          <w:rFonts w:ascii="Arial" w:hAnsi="Arial" w:cs="Arial"/>
-        </w:rPr>
-        <w:t>[Ao</w:t>
-      </w:r>
-      <w:proofErr w:type="gramEnd"/>
-      <w:r>
-        <w:rPr>
-          <w:rFonts w:ascii="Arial" w:hAnsi="Arial" w:cs="Arial"/>
-        </w:rPr>
-        <w:t xml:space="preserve"> longo dos Sprints, o grupo conseguiu desenvolver as principais funcionalidades do sistema, incluindo a API RESTful com autenticação e CRUD de usuários, o frontend responsivo para login e cadastro, a integração inicial com o módulo de PLN para o chatbot e o deploy contínuo no Azure. Os testes unitários e de integração foram implementados progressivamente, garantindo a qualidade do código.] Impedimentos e Desafios Comuns: </w:t>
-      </w:r>
-      <w:proofErr w:type="gramStart"/>
-      <w:r>
-        <w:rPr>
-          <w:rFonts w:ascii="Arial" w:hAnsi="Arial" w:cs="Arial"/>
-        </w:rPr>
-        <w:t>[Os</w:t>
-      </w:r>
-      <w:proofErr w:type="gramEnd"/>
-      <w:r>
-        <w:rPr>
-          <w:rFonts w:ascii="Arial" w:hAnsi="Arial" w:cs="Arial"/>
-        </w:rPr>
-        <w:t xml:space="preserve"> principais impedimentos encontrados incluíram a curva de aprendizado inicial com a plataforma Azure, a complexidade na integração entre o backend e o módulo de PLN, e a gestão de conflitos no repositório Git devido ao trabalho paralelo. Superamos esses desafios através de pesquisa ativa, comunicação constante na Daily Scrum e sessões de pair programming.] Lições Aprendidas (Gerais): </w:t>
-      </w:r>
-      <w:proofErr w:type="gramStart"/>
-      <w:r>
-        <w:rPr>
-          <w:rFonts w:ascii="Arial" w:hAnsi="Arial" w:cs="Arial"/>
-        </w:rPr>
-        <w:t>[Aprendemos</w:t>
-      </w:r>
-      <w:proofErr w:type="gramEnd"/>
-      <w:r>
-        <w:rPr>
-          <w:rFonts w:ascii="Arial" w:hAnsi="Arial" w:cs="Arial"/>
-        </w:rPr>
-        <w:t xml:space="preserve"> a importância de um Product Backlog bem refinado e priorizado, a necessidade de comunicação clara e constante entre os membros da equipe, e a relevância de testes automatizados para garantir a estabilidade do sistema. A metodologia Scrum nos ajudou a manter o foco, adaptar-nos a mudanças e entregar valor de forma incremental.]</w:t>
-      </w:r>
-    </w:p>
-    <w:p>
-      <w:pPr>
-        <w:jc w:val="both"/>
-        <w:rPr>
-          <w:rFonts w:ascii="Arial" w:hAnsi="Arial" w:cs="Arial"/>
           <w:b/>
           <w:bCs/>
           <w:sz w:val="28"/>
           <w:szCs w:val="28"/>
         </w:rPr>
+        <w:t>Quadro Geral de Consolidação</w:t>
+      </w:r>
+    </w:p>
+    <w:p>
+      <w:pPr>
+        <w:jc w:val="both"/>
+        <w:rPr>
+          <w:rFonts w:ascii="Arial" w:hAnsi="Arial" w:cs="Arial"/>
+        </w:rPr>
+      </w:pPr>
+      <w:r>
+        <w:rPr>
+          <w:rFonts w:ascii="Arial" w:hAnsi="Arial" w:cs="Arial"/>
+        </w:rPr>
+        <w:t>Este quadro apresenta um resumo consolidado do tempo dedicado e dos materiais utilizados em todas as categorias de atividades ao longo do projeto. Os valores devem ser somados a partir dos registros detalhados nas seções anteriores. O ideal é que sejam apresentadas subcategorias para cada tipo de atividade (ex.: backend, frontend, mobile para atividades individuais ou por disciplinas nas atividades de aprendizagem). O critério para a definição das subcategorias fica a cargo do modo como o grupo se organiza durante o desenvolvimento. Orientação para Preenchimento: Some as horas de todas as atividades individuais, reuniões e atividades de aprendizagem. Para os materiais, estime um custo total ou liste os principais itens consumidos. Este quadro oferece uma visão quantitativa do esforço e dos recursos investidos no projeto. Categoria Horas Dedicadas (HH:MM) Materiais/Recursos Utilizados Custo Estimado (R$) Atividades Individuais [Ex: 120:00] [Ex: Licenças de software (IDE), livros técnicos, acesso a plataformas de cursos] [Ex: R$ 0,00 (se forem gratuitos) ou R$ 150,00] Reuniões de Grupo [Ex: 15:00] [Ex: Plataformas de videoconferência (Google Meet), ferramentas de colaboração (Miro)] [Ex: R$ 0,00] Atividades de Aprendizagem [Ex: 30:00] [Ex: Assinaturas de plataformas de cursos (Alura, Udemy), livros, artigos científicos] [Ex: R$ 200,00] TOTAL GERAL [Ex: 165:00] [Ex: R$ 350,00]</w:t>
+      </w:r>
+    </w:p>
+    <w:p>
+      <w:pPr>
+        <w:pStyle w:val="ListParagraph"/>
+        <w:numPr>
+          <w:ilvl w:val="0"/>
+          <w:numId w:val="2"/>
+        </w:numPr>
+        <w:jc w:val="both"/>
+        <w:rPr>
+          <w:rFonts w:ascii="Arial" w:hAnsi="Arial" w:cs="Arial"/>
+          <w:b/>
+          <w:bCs/>
+          <w:sz w:val="32"/>
+          <w:szCs w:val="32"/>
+        </w:rPr>
       </w:pPr>
       <w:r>
         <w:rPr>
           <w:rFonts w:ascii="Arial" w:hAnsi="Arial"/>
-        </w:rPr>
-        <w:t>5 Quadro Geral de Consolidação</w:t>
-      </w:r>
-    </w:p>
-    <w:p>
-      <w:pPr>
-        <w:jc w:val="both"/>
-        <w:rPr>
-          <w:rFonts w:ascii="Arial" w:hAnsi="Arial" w:cs="Arial"/>
-        </w:rPr>
-      </w:pPr>
-      <w:r>
-        <w:rPr>
-          <w:rFonts w:ascii="Arial" w:hAnsi="Arial" w:cs="Arial"/>
-        </w:rPr>
-        <w:t>Este quadro apresenta um resumo consolidado do tempo dedicado e dos materiais utilizados em todas as categorias de atividades ao longo do projeto. Os valores devem ser somados a partir dos registros detalhados nas seções anteriores. O ideal é que sejam apresentadas subcategorias para cada tipo de atividade (ex.: backend, frontend, mobile para atividades individuais ou por disciplinas nas atividades de aprendizagem). O critério para a definição das subcategorias fica a cargo do modo como o grupo se organiza durante o desenvolvimento. Orientação para Preenchimento: Some as horas de todas as atividades individuais, reuniões e atividades de aprendizagem. Para os materiais, estime um custo total ou liste os principais itens consumidos. Este quadro oferece uma visão quantitativa do esforço e dos recursos investidos no projeto. Categoria Horas Dedicadas (HH:MM) Materiais/Recursos Utilizados Custo Estimado (R$) Atividades Individuais [Ex: 120:00] [Ex: Licenças de software (IDE), livros técnicos, acesso a plataformas de cursos] [Ex: R$ 0,00 (se forem gratuitos) ou R$ 150,00] Reuniões de Grupo [Ex: 15:00] [Ex: Plataformas de videoconferência (Google Meet), ferramentas de colaboração (Miro)] [Ex: R$ 0,00] Atividades de Aprendizagem [Ex: 30:00] [Ex: Assinaturas de plataformas de cursos (Alura, Udemy), livros, artigos científicos] [Ex: R$ 200,00] TOTAL GERAL [Ex: 165:00] [Ex: R$ 350,00]</w:t>
-      </w:r>
-    </w:p>
-    <w:p>
-      <w:pPr>
-        <w:jc w:val="both"/>
-        <w:rPr>
-          <w:rFonts w:ascii="Arial" w:hAnsi="Arial" w:cs="Arial"/>
           <w:b/>
           <w:bCs/>
           <w:sz w:val="28"/>
           <w:szCs w:val="28"/>
         </w:rPr>
-      </w:pPr>
-      <w:r>
-        <w:rPr>
-          <w:rFonts w:ascii="Arial" w:hAnsi="Arial"/>
-        </w:rPr>
-        <w:t>6 Orientações Finais</w:t>
+        <w:t>Orientações Finais</w:t>
       </w:r>
     </w:p>
     <w:p>
@@ -1567,55 +2239,55 @@
           <w:b/>
           <w:bCs/>
         </w:rPr>
+        <w:t xml:space="preserve">Frequência de Atualização: </w:t>
+      </w:r>
+      <w:r>
+        <w:rPr>
+          <w:rFonts w:ascii="Arial" w:hAnsi="Arial" w:cs="Arial"/>
+        </w:rPr>
+        <w:t>Recomenda-se que as seções de "Atividades Individuais" e "Reuniões de Grupo" sejam atualizadas diariamente ou, no mínimo, a cada dois dias. É responsabilidade do Product Owner (PO) acompanhar que os registros estão sendo devidamente inseridos no documento. As "Atividades de Aprendizagem" podem ser consideradas itens do backlog e podem ser registradas semanalmente. A seção de "Integração com Metodologia Scrum" e o "Quadro Geral de Consolidação" devem ser revisados e atualizados ao final de cada Sprint ou em marcos importantes do projeto (ex.: reuniões de retrospectiva).</w:t>
+      </w:r>
+    </w:p>
+    <w:p>
+      <w:pPr>
+        <w:jc w:val="both"/>
+        <w:rPr>
+          <w:rFonts w:ascii="Arial" w:hAnsi="Arial" w:cs="Arial"/>
+          <w:b/>
+          <w:bCs/>
+        </w:rPr>
+      </w:pPr>
+      <w:r>
+        <w:rPr>
+          <w:rFonts w:ascii="Arial" w:hAnsi="Arial" w:cs="Arial"/>
+          <w:b/>
+          <w:bCs/>
+        </w:rPr>
+        <w:t xml:space="preserve">Consistência e Clareza: </w:t>
+      </w:r>
+      <w:r>
+        <w:rPr>
+          <w:rFonts w:ascii="Arial" w:hAnsi="Arial" w:cs="Arial"/>
+        </w:rPr>
+        <w:t>Utilize uma linguagem clara e objetiva. Evite jargões desnecessários e garanta que as informações sejam compreensíveis para todos os membros da equipe e para os professores orientadores.</w:t>
+      </w:r>
+    </w:p>
+    <w:p>
+      <w:pPr>
+        <w:jc w:val="both"/>
+        <w:rPr>
+          <w:rFonts w:ascii="Arial" w:hAnsi="Arial" w:cs="Arial"/>
+          <w:b/>
+          <w:bCs/>
+        </w:rPr>
+      </w:pPr>
+      <w:r>
+        <w:rPr>
+          <w:rFonts w:ascii="Arial" w:hAnsi="Arial" w:cs="Arial"/>
+          <w:b/>
+          <w:bCs/>
+        </w:rPr>
         <w:lastRenderedPageBreak/>
-        <w:t xml:space="preserve">Frequência de Atualização: </w:t>
-      </w:r>
-      <w:r>
-        <w:rPr>
-          <w:rFonts w:ascii="Arial" w:hAnsi="Arial" w:cs="Arial"/>
-        </w:rPr>
-        <w:t>Recomenda-se que as seções de "Atividades Individuais" e "Reuniões de Grupo" sejam atualizadas diariamente ou, no mínimo, a cada dois dias. É responsabilidade do Product Owner (PO) acompanhar que os registros estão sendo devidamente inseridos no documento. As "Atividades de Aprendizagem" podem ser consideradas itens do backlog e podem ser registradas semanalmente. A seção de "Integração com Metodologia Scrum" e o "Quadro Geral de Consolidação" devem ser revisados e atualizados ao final de cada Sprint ou em marcos importantes do projeto (ex.: reuniões de retrospectiva).</w:t>
-      </w:r>
-    </w:p>
-    <w:p>
-      <w:pPr>
-        <w:jc w:val="both"/>
-        <w:rPr>
-          <w:rFonts w:ascii="Arial" w:hAnsi="Arial" w:cs="Arial"/>
-          <w:b/>
-          <w:bCs/>
-        </w:rPr>
-      </w:pPr>
-      <w:r>
-        <w:rPr>
-          <w:rFonts w:ascii="Arial" w:hAnsi="Arial" w:cs="Arial"/>
-          <w:b/>
-          <w:bCs/>
-        </w:rPr>
-        <w:t xml:space="preserve">Consistência e Clareza: </w:t>
-      </w:r>
-      <w:r>
-        <w:rPr>
-          <w:rFonts w:ascii="Arial" w:hAnsi="Arial" w:cs="Arial"/>
-        </w:rPr>
-        <w:t>Utilize uma linguagem clara e objetiva. Evite jargões desnecessários e garanta que as informações sejam compreensíveis para todos os membros da equipe e para os professores orientadores.</w:t>
-      </w:r>
-    </w:p>
-    <w:p>
-      <w:pPr>
-        <w:jc w:val="both"/>
-        <w:rPr>
-          <w:rFonts w:ascii="Arial" w:hAnsi="Arial" w:cs="Arial"/>
-          <w:b/>
-          <w:bCs/>
-        </w:rPr>
-      </w:pPr>
-      <w:r>
-        <w:rPr>
-          <w:rFonts w:ascii="Arial" w:hAnsi="Arial" w:cs="Arial"/>
-          <w:b/>
-          <w:bCs/>
-        </w:rPr>
         <w:t xml:space="preserve">Armazenamento e Versionamento: </w:t>
       </w:r>
       <w:r>
@@ -2577,6 +3249,7 @@
   <w:style w:type="character" w:default="1" w:styleId="DefaultParagraphFont">
     <w:name w:val="Default Paragraph Font"/>
     <w:uiPriority w:val="1"/>
+    <w:semiHidden/>
     <w:unhideWhenUsed/>
   </w:style>
   <w:style w:type="table" w:default="1" w:styleId="TableNormal">

--- a/semester6/DOC_DESENVOLVIMENTO.docx
+++ b/semester6/DOC_DESENVOLVIMENTO.docx
@@ -1439,7 +1439,13 @@
         <w:rPr>
           <w:rFonts w:ascii="Arial" w:hAnsi="Arial" w:cs="Arial"/>
         </w:rPr>
-        <w:t>22</w:t>
+        <w:t>2</w:t>
+      </w:r>
+      <w:r>
+        <w:rPr>
+          <w:rFonts w:ascii="Arial" w:hAnsi="Arial" w:cs="Arial"/>
+        </w:rPr>
+        <w:t>1</w:t>
       </w:r>
       <w:r>
         <w:rPr>
@@ -1479,13 +1485,13 @@
         <w:rPr>
           <w:rFonts w:ascii="Arial" w:hAnsi="Arial" w:cs="Arial"/>
         </w:rPr>
-        <w:t xml:space="preserve"> 1</w:t>
-      </w:r>
-      <w:r>
-        <w:rPr>
-          <w:rFonts w:ascii="Arial" w:hAnsi="Arial" w:cs="Arial"/>
-        </w:rPr>
-        <w:t>3</w:t>
+        <w:t xml:space="preserve"> </w:t>
+      </w:r>
+      <w:r>
+        <w:rPr>
+          <w:rFonts w:ascii="Arial" w:hAnsi="Arial" w:cs="Arial"/>
+        </w:rPr>
+        <w:t>21</w:t>
       </w:r>
       <w:r>
         <w:rPr>
@@ -1497,19 +1503,19 @@
         <w:rPr>
           <w:rFonts w:ascii="Arial" w:hAnsi="Arial" w:cs="Arial"/>
         </w:rPr>
-        <w:t>3</w:t>
-      </w:r>
-      <w:r>
-        <w:rPr>
-          <w:rFonts w:ascii="Arial" w:hAnsi="Arial" w:cs="Arial"/>
-        </w:rPr>
-        <w:t xml:space="preserve">0 – </w:t>
-      </w:r>
-      <w:r>
-        <w:rPr>
-          <w:rFonts w:ascii="Arial" w:hAnsi="Arial" w:cs="Arial"/>
-        </w:rPr>
-        <w:t>16</w:t>
+        <w:t>50</w:t>
+      </w:r>
+      <w:r>
+        <w:rPr>
+          <w:rFonts w:ascii="Arial" w:hAnsi="Arial" w:cs="Arial"/>
+        </w:rPr>
+        <w:t xml:space="preserve"> – </w:t>
+      </w:r>
+      <w:r>
+        <w:rPr>
+          <w:rFonts w:ascii="Arial" w:hAnsi="Arial" w:cs="Arial"/>
+        </w:rPr>
+        <w:t>23</w:t>
       </w:r>
       <w:r>
         <w:rPr>
@@ -1521,14 +1527,14 @@
         <w:rPr>
           <w:rFonts w:ascii="Arial" w:hAnsi="Arial" w:cs="Arial"/>
         </w:rPr>
+        <w:t>1</w:t>
+      </w:r>
+      <w:r>
+        <w:rPr>
+          <w:rFonts w:ascii="Arial" w:hAnsi="Arial" w:cs="Arial"/>
+        </w:rPr>
         <w:t>0</w:t>
       </w:r>
-      <w:r>
-        <w:rPr>
-          <w:rFonts w:ascii="Arial" w:hAnsi="Arial" w:cs="Arial"/>
-        </w:rPr>
-        <w:t>0</w:t>
-      </w:r>
     </w:p>
     <w:p>
       <w:pPr>
@@ -1549,13 +1555,13 @@
         <w:rPr>
           <w:rFonts w:ascii="Arial" w:hAnsi="Arial" w:cs="Arial"/>
         </w:rPr>
-        <w:t xml:space="preserve"> Online (Google Meet</w:t>
-      </w:r>
-      <w:r>
-        <w:rPr>
-          <w:rFonts w:ascii="Arial" w:hAnsi="Arial" w:cs="Arial"/>
-        </w:rPr>
-        <w:t xml:space="preserve"> e Discord</w:t>
+        <w:t xml:space="preserve"> Online (</w:t>
+      </w:r>
+      <w:r>
+        <w:rPr>
+          <w:rFonts w:ascii="Arial" w:hAnsi="Arial" w:cs="Arial"/>
+        </w:rPr>
+        <w:t>Discord</w:t>
       </w:r>
       <w:r>
         <w:rPr>
@@ -1589,7 +1595,31 @@
         <w:rPr>
           <w:rFonts w:ascii="Arial" w:hAnsi="Arial" w:cs="Arial"/>
         </w:rPr>
-        <w:t>Douglas Wenzel, Eduardo Kamo, Fernando Chibli e Isabel Maito</w:t>
+        <w:t>Douglas Wenzel, Eduardo Kamo, Fernando Chibli</w:t>
+      </w:r>
+      <w:r>
+        <w:rPr>
+          <w:rFonts w:ascii="Arial" w:hAnsi="Arial" w:cs="Arial"/>
+        </w:rPr>
+        <w:t>, Fernando Ribeiro, Gustavo Lopes,</w:t>
+      </w:r>
+      <w:r>
+        <w:rPr>
+          <w:rFonts w:ascii="Arial" w:hAnsi="Arial" w:cs="Arial"/>
+        </w:rPr>
+        <w:t xml:space="preserve"> Iago Rossan,</w:t>
+      </w:r>
+      <w:r>
+        <w:rPr>
+          <w:rFonts w:ascii="Arial" w:hAnsi="Arial" w:cs="Arial"/>
+        </w:rPr>
+        <w:t xml:space="preserve"> Isabel Maito</w:t>
+      </w:r>
+      <w:r>
+        <w:rPr>
+          <w:rFonts w:ascii="Arial" w:hAnsi="Arial" w:cs="Arial"/>
+        </w:rPr>
+        <w:t xml:space="preserve"> e Lucas Consani</w:t>
       </w:r>
     </w:p>
     <w:p>
